--- a/downloads/handouts/Unit 01/Handout 01.14 - Meal Planning Grid and Family Cards.docx
+++ b/downloads/handouts/Unit 01/Handout 01.14 - Meal Planning Grid and Family Cards.docx
@@ -820,8 +820,11 @@
       </w:r>
     </w:p>
     <w:p>
-      <w:r>
-        <w:br w:type="page"/>
+      <w:pPr>
+        <w:pStyle w:val="BodyText"/>
+      </w:pPr>
+      <w:r>
+        <w:t xml:space="preserve">________________________________________________________________</w:t>
       </w:r>
     </w:p>
     <w:p>

--- a/downloads/handouts/Unit 01/Handout 01.14 - Meal Planning Grid and Family Cards.docx
+++ b/downloads/handouts/Unit 01/Handout 01.14 - Meal Planning Grid and Family Cards.docx
@@ -6,9 +6,9 @@
       <w:pPr>
         <w:pStyle w:val="Heading1"/>
       </w:pPr>
-      <w:bookmarkStart w:id="20" w:name="X2c12486fdca9140d7249ae445c71d87034c1e89"/>
-      <w:r>
-        <w:t xml:space="preserve">Handout 01.14: Meal Planning Grid and Family Cards</w:t>
+      <w:bookmarkStart w:id="20" w:name="X196b2fbfac3c65afe01283bd1b3b7d2aa91a031"/>
+      <w:r>
+        <w:t xml:space="preserve">Handout 1.14: Meal Planning Grid and Family Cards</w:t>
       </w:r>
       <w:bookmarkEnd w:id="20"/>
     </w:p>

--- a/downloads/handouts/Unit 01/Handout 01.14 - Meal Planning Grid and Family Cards.docx
+++ b/downloads/handouts/Unit 01/Handout 01.14 - Meal Planning Grid and Family Cards.docx
@@ -125,7 +125,7 @@
         <w:pStyle w:val="FirstParagraph"/>
       </w:pPr>
       <w:r>
-        <w:t xml:space="preserve">Directions: Read your family card. Underline every rule. Then plan one dinner for this family. Fill one row per dish. Check the MyPlate box for each dish. Put a check in the pantry column if the family already has it. The cost column is a guess today: write under $10, $10 to $20, or over $20 for the whole dinner at the bottom.</w:t>
+        <w:t xml:space="preserve">Directions: Read your family card. Underline every rule. Then plan one dinner for this family. Fill one row per dish. Check the MyPlate box for each dish. Put a check in the pantry column if the family already has it. Cost is a guess today. At the bottom, circle under $10, $10 to $20, or over $20 for the whole dinner.</w:t>
       </w:r>
     </w:p>
     <w:tbl>
@@ -742,7 +742,7 @@
         <w:pStyle w:val="BodyText"/>
       </w:pPr>
       <w:r>
-        <w:t xml:space="preserve">Does any dish break a rule on the card? Circle: yes / no. If yes, which dish and which rule? ____________________</w:t>
+        <w:t xml:space="preserve">Does any dish break a rule on the card? Circle: yes / no. If yes, which dish? ____________________ Which rule? ____________________</w:t>
       </w:r>
     </w:p>
     <w:p>
@@ -824,7 +824,7 @@
         <w:pStyle w:val="BodyText"/>
       </w:pPr>
       <w:r>
-        <w:t xml:space="preserve">________________________________________________________________</w:t>
+        <w:t xml:space="preserve">Why: ________________________________________________________________</w:t>
       </w:r>
     </w:p>
     <w:p>
